--- a/applications/letters/14_Will_McGowan_CoverLetter_EDFTrading.docx
+++ b/applications/letters/14_Will_McGowan_CoverLetter_EDFTrading.docx
@@ -139,7 +139,7 @@
         <w:rPr>
           <w:b w:val="0"/>
         </w:rPr>
-        <w:t>I am applying for the Commercial Graduate Programme (September 2027) in London, with a particular interest in gas and power trading. I am a final-year Economics student at the University of Strathclyde, graduating in summer 2027 with a predicted 2:1. EDF Trading's gas desk is one of the largest wholesale natural gas traders in Europe, and European gas is the market I have chosen to study in depth for my dissertation.</w:t>
+        <w:t>I am applying for the Commercial Graduate Programme (September 2027) in London, with a particular interest in gas and power trading. I am a final-year Economics student at the University of Strathclyde, graduating in summer 2027 with a predicted 2:1. EDF Trading's gas desk is one of the largest wholesale natural gas traders in Europe, and hedging energy-price exposure, which my dissertation studies for oil-exporting governments, is at the heart of what it does.</w:t>
       </w:r>
     </w:p>
     <w:p>
@@ -150,7 +150,7 @@
         <w:rPr>
           <w:b w:val="0"/>
         </w:rPr>
-        <w:t>Much of my work centres on commodity markets. My dissertation, supervised by Dr Luigi Gifuni, forecasts European gas (TTF) volatility with mixed-frequency (MIDAS) models built on daily storage, market and news-based data, including a gas-market attention index I am constructing from Google Trends, and tests whether better forecasts improve a volatility-targeted futures strategy. As co-founder of the Strathclyde Agricapital Society, which I grew to 126 members, I built a wheat calendar-spread strategy in R from futures curve structure and CFTC Commitments of Traders positioning, and published weekly research notes for members.</w:t>
+        <w:t>Much of my work centres on commodity markets. My dissertation, supervised by Dr Luigi Gifuni, tests whether governments that hedge oil change how their currencies react to OPEC news: whether Norway's krone conversions, Russia's 2017–22 budget rule and Mexico's put hedge make the oil beta smaller, kinked or one-sided, and whether any beta that remains can be traded after costs. As co-founder of the Strathclyde Agricapital Society, which I grew to 126 members, I built a wheat calendar-spread strategy in R from futures curve structure and CFTC Commitments of Traders positioning, and published weekly research notes for members.</w:t>
       </w:r>
     </w:p>
     <w:p>
@@ -172,7 +172,7 @@
         <w:rPr>
           <w:b w:val="0"/>
         </w:rPr>
-        <w:t>EDF Trading stands out to me because it sits where physical energy meets financial markets, with a gas trading team among Europe's largest wholesale traders and a power trading team that uses data analysis to find opportunities in the market. My dissertation forecasts TTF volatility from daily storage, market and news data, and I would like to learn how a trading business turns exactly those inputs into positions and hedges for one of Europe's largest generators.</w:t>
+        <w:t>EDF Trading stands out to me because it sits where physical energy meets financial markets, with a gas trading team among Europe's largest wholesale traders and a power trading team that uses data analysis to find opportunities in the market. My dissertation measures how OPEC supply news moves the currencies of oil exporters, and I would like to learn how a trading business turns news like that into positions and hedges for one of Europe's largest generators.</w:t>
       </w:r>
     </w:p>
     <w:p>

--- a/applications/letters/14_Will_McGowan_CoverLetter_EDFTrading.docx
+++ b/applications/letters/14_Will_McGowan_CoverLetter_EDFTrading.docx
@@ -161,7 +161,7 @@
         <w:rPr>
           <w:b w:val="0"/>
         </w:rPr>
-        <w:t>Sales and trading appeals to me because it joins analysis to a live price and to a client who needs a clear answer quickly. Writing those weekly notes taught me to turn analysis into a view that non-specialists can act on. In nearly two years at KONG, I learned that a recommendation lands only when it fits the person hearing it: by analysing sales patterns and refining our upselling prompts, I raised average customer spend by an estimated 25%. I also take risk seriously; my lifetime poker winnings of over £40,000 were built on disciplined bet sizing and a strict bankroll rule.</w:t>
+        <w:t>Sales and trading appeals to me because it joins analysis to a live price and to a client who needs a clear answer quickly. Writing those weekly notes taught me to turn analysis into a view that non-specialists can act on. In nearly two years at KONG, I learned that a recommendation lands only when it fits the person hearing it: by analysing sales patterns and refining our upselling prompts, I raised average customer spend by an estimated 25%. I also take risk seriously: at the Strathclyde Poker Society, where I was Vice-President and then President, I taught new members to use the Kelly criterion to work out how many buy-ins their own win rate, variance and appetite for risk call for.</w:t>
       </w:r>
     </w:p>
     <w:p>
